--- a/01 Тема и структура КП (3).docx
+++ b/01 Тема и структура КП (3).docx
@@ -79,7 +79,7 @@
       </w:r>
       <w:sdt>
         <w:sdtPr>
-          <w:id w:val="-1992933373"/>
+          <w:id w:val="1172547086"/>
           <w:tag w:val="goog_rdk_0"/>
         </w:sdtPr>
         <w:sdtContent>
@@ -270,13 +270,23 @@
           <w:rtl w:val="0"/>
         </w:rPr>
         <w:t xml:space="preserve"> файле архива указанной папки под именем </w:t>
+        <w:br w:type="textWrapping"/>
       </w:r>
       <w:r>
         <w:rPr>
           <w:highlight w:val="yellow"/>
           <w:rtl w:val="0"/>
         </w:rPr>
-        <w:t xml:space="preserve">«Фамилия ИО-Предприятие»</w:t>
+        <w:t xml:space="preserve">«</w:t>
+      </w:r>
+      <w:bookmarkStart w:colFirst="0" w:colLast="0" w:name="bookmark=id.48b1khebrs01" w:id="0"/>
+      <w:bookmarkEnd w:id="0"/>
+      <w:r>
+        <w:rPr>
+          <w:highlight w:val="yellow"/>
+          <w:rtl w:val="0"/>
+        </w:rPr>
+        <w:t xml:space="preserve">Фамилия ИО-Предприятие»</w:t>
       </w:r>
       <w:r>
         <w:rPr>
@@ -397,13 +407,23 @@
           <w:rtl w:val="0"/>
         </w:rPr>
         <w:t xml:space="preserve"> файла – файла в формате приложения </w:t>
+        <w:br w:type="textWrapping"/>
       </w:r>
       <w:r>
         <w:rPr>
           <w:highlight w:val="yellow"/>
           <w:rtl w:val="0"/>
         </w:rPr>
-        <w:t xml:space="preserve">(имя файла = номер рисунка/приложения в проекте и наименование).</w:t>
+        <w:t xml:space="preserve">(</w:t>
+      </w:r>
+      <w:bookmarkStart w:colFirst="0" w:colLast="0" w:name="bookmark=id.xw1cdjcrjokb" w:id="1"/>
+      <w:bookmarkEnd w:id="1"/>
+      <w:r>
+        <w:rPr>
+          <w:highlight w:val="yellow"/>
+          <w:rtl w:val="0"/>
+        </w:rPr>
+        <w:t xml:space="preserve">имя файла = номер рисунка/приложения в проекте и наименование).</w:t>
       </w:r>
       <w:r>
         <w:rPr>
@@ -498,11 +518,6 @@
         </w:rPr>
         <w:t xml:space="preserve"> (обязательный шаблон документа – пояснительной записки КП):</w:t>
       </w:r>
-    </w:p>
-    <w:p>
-      <w:pPr>
-        <w:rPr/>
-      </w:pPr>
       <w:r>
         <w:pict>
           <v:rect style="width:0.0pt;height:1.5pt" o:hr="t" o:hrstd="t" o:hralign="center" fillcolor="#A0A0A0" stroked="f"/>
@@ -653,7 +668,23 @@
           <w:color w:val="38761d"/>
           <w:rtl w:val="0"/>
         </w:rPr>
-        <w:t xml:space="preserve">Цель работы - формирование профессиональных навыков в области проектирования информационных систем. Решаемые задачи - </w:t>
+        <w:t xml:space="preserve">Цель работы - формирование профессиональных навыков в области проектирования информационных систем. </w:t>
+      </w:r>
+    </w:p>
+    <w:p>
+      <w:pPr>
+        <w:ind w:left="0" w:firstLine="708.6614173228347"/>
+        <w:jc w:val="both"/>
+        <w:rPr>
+          <w:color w:val="38761d"/>
+        </w:rPr>
+      </w:pPr>
+      <w:r>
+        <w:rPr>
+          <w:color w:val="38761d"/>
+          <w:rtl w:val="0"/>
+        </w:rPr>
+        <w:t xml:space="preserve">Решаемые задачи - </w:t>
       </w:r>
       <w:r>
         <w:rPr>
@@ -669,7 +700,23 @@
           <w:color w:val="38761d"/>
           <w:rtl w:val="0"/>
         </w:rPr>
-        <w:t xml:space="preserve">. Характеристика пояснительной записки: количество страниц, рисунков, таблиц, ссылок, использованных источников, приложений. Перечень использованных программных продуктов. </w:t>
+        <w:t xml:space="preserve">. </w:t>
+      </w:r>
+    </w:p>
+    <w:p>
+      <w:pPr>
+        <w:ind w:left="0" w:firstLine="708.6614173228347"/>
+        <w:jc w:val="both"/>
+        <w:rPr>
+          <w:color w:val="38761d"/>
+        </w:rPr>
+      </w:pPr>
+      <w:r>
+        <w:rPr>
+          <w:color w:val="38761d"/>
+          <w:rtl w:val="0"/>
+        </w:rPr>
+        <w:t xml:space="preserve">Характеристика пояснительной записки: количество страниц - , рисунков - , таблиц - , ссылок, использованных источников, приложений. Перечень использованных программных продуктов: … . </w:t>
       </w:r>
     </w:p>
     <w:p>
@@ -680,8 +727,6 @@
         <w:jc w:val="center"/>
         <w:rPr>
           <w:rFonts w:ascii="Times New Roman" w:cs="Times New Roman" w:eastAsia="Times New Roman" w:hAnsi="Times New Roman"/>
-          <w:b w:val="0"/>
-          <w:bCs w:val="0"/>
           <w:i w:val="0"/>
           <w:iCs w:val="0"/>
           <w:sz w:val="24"/>
@@ -689,10 +734,31 @@
         </w:rPr>
       </w:pPr>
       <w:r>
+        <w:br w:type="page"/>
+      </w:r>
+      <w:r>
+        <w:rPr>
+          <w:rtl w:val="0"/>
+        </w:rPr>
+      </w:r>
+    </w:p>
+    <w:p>
+      <w:pPr>
+        <w:pStyle w:val="Heading2"/>
+        <w:keepNext w:val="0"/>
+        <w:ind w:left="0" w:firstLine="0"/>
+        <w:jc w:val="center"/>
         <w:rPr>
           <w:rFonts w:ascii="Times New Roman" w:cs="Times New Roman" w:eastAsia="Times New Roman" w:hAnsi="Times New Roman"/>
-          <w:b w:val="0"/>
-          <w:bCs w:val="0"/>
+          <w:i w:val="0"/>
+          <w:iCs w:val="0"/>
+          <w:sz w:val="24"/>
+          <w:szCs w:val="24"/>
+        </w:rPr>
+      </w:pPr>
+      <w:r>
+        <w:rPr>
+          <w:rFonts w:ascii="Times New Roman" w:cs="Times New Roman" w:eastAsia="Times New Roman" w:hAnsi="Times New Roman"/>
           <w:i w:val="0"/>
           <w:iCs w:val="0"/>
           <w:sz w:val="24"/>
@@ -861,6 +927,17 @@
       </w:r>
       <w:r>
         <w:rPr>
+          <w:b w:val="0"/>
+          <w:bCs w:val="0"/>
+          <w:sz w:val="24"/>
+          <w:szCs w:val="24"/>
+          <w:highlight w:val="yellow"/>
+          <w:vertAlign w:val="superscript"/>
+        </w:rPr>
+        <w:footnoteReference w:customMarkFollows="0" w:id="1"/>
+      </w:r>
+      <w:r>
+        <w:rPr>
           <w:rtl w:val="0"/>
         </w:rPr>
       </w:r>
@@ -969,7 +1046,7 @@
           <w:szCs w:val="24"/>
           <w:vertAlign w:val="superscript"/>
         </w:rPr>
-        <w:footnoteReference w:customMarkFollows="0" w:id="1"/>
+        <w:footnoteReference w:customMarkFollows="0" w:id="2"/>
       </w:r>
       <w:r>
         <w:rPr>
@@ -989,7 +1066,7 @@
           <w:szCs w:val="24"/>
           <w:vertAlign w:val="superscript"/>
         </w:rPr>
-        <w:footnoteReference w:customMarkFollows="0" w:id="2"/>
+        <w:footnoteReference w:customMarkFollows="0" w:id="3"/>
       </w:r>
       <w:r>
         <w:rPr>
@@ -1036,7 +1113,7 @@
           <w:szCs w:val="24"/>
           <w:vertAlign w:val="superscript"/>
         </w:rPr>
-        <w:footnoteReference w:customMarkFollows="0" w:id="3"/>
+        <w:footnoteReference w:customMarkFollows="0" w:id="4"/>
       </w:r>
       <w:r>
         <w:rPr>
@@ -1083,7 +1160,7 @@
           <w:szCs w:val="24"/>
           <w:vertAlign w:val="superscript"/>
         </w:rPr>
-        <w:footnoteReference w:customMarkFollows="0" w:id="4"/>
+        <w:footnoteReference w:customMarkFollows="0" w:id="5"/>
       </w:r>
       <w:r>
         <w:rPr>
@@ -1170,7 +1247,7 @@
           <w:szCs w:val="24"/>
           <w:vertAlign w:val="superscript"/>
         </w:rPr>
-        <w:footnoteReference w:customMarkFollows="0" w:id="5"/>
+        <w:footnoteReference w:customMarkFollows="0" w:id="6"/>
       </w:r>
       <w:r>
         <w:rPr>
@@ -1295,7 +1372,7 @@
           <w:szCs w:val="24"/>
           <w:vertAlign w:val="superscript"/>
         </w:rPr>
-        <w:footnoteReference w:customMarkFollows="0" w:id="6"/>
+        <w:footnoteReference w:customMarkFollows="0" w:id="7"/>
       </w:r>
       <w:r>
         <w:rPr>
@@ -1412,6 +1489,14 @@
           <w:rtl w:val="0"/>
         </w:rPr>
         <w:t xml:space="preserve">Актуальные проблемы и новые проекты предприятия</w:t>
+      </w:r>
+      <w:r>
+        <w:br w:type="page"/>
+      </w:r>
+      <w:r>
+        <w:rPr>
+          <w:rtl w:val="0"/>
+        </w:rPr>
       </w:r>
     </w:p>
     <w:p>
@@ -1498,7 +1583,7 @@
           <w:szCs w:val="24"/>
           <w:vertAlign w:val="superscript"/>
         </w:rPr>
-        <w:footnoteReference w:customMarkFollows="0" w:id="7"/>
+        <w:footnoteReference w:customMarkFollows="0" w:id="8"/>
       </w:r>
       <w:r>
         <w:rPr>
@@ -1548,7 +1633,7 @@
           <w:szCs w:val="24"/>
           <w:vertAlign w:val="superscript"/>
         </w:rPr>
-        <w:footnoteReference w:customMarkFollows="0" w:id="8"/>
+        <w:footnoteReference w:customMarkFollows="0" w:id="9"/>
       </w:r>
       <w:r>
         <w:rPr>
@@ -1603,7 +1688,7 @@
           <w:szCs w:val="24"/>
           <w:vertAlign w:val="superscript"/>
         </w:rPr>
-        <w:footnoteReference w:customMarkFollows="0" w:id="9"/>
+        <w:footnoteReference w:customMarkFollows="0" w:id="10"/>
       </w:r>
       <w:r>
         <w:rPr>
@@ -1707,11 +1792,37 @@
             <w:u w:val="single"/>
             <w:rtl w:val="0"/>
           </w:rPr>
-          <w:t xml:space="preserve">(IDEF3)</w:t>
+          <w:t xml:space="preserve">(IDEF3</w:t>
         </w:r>
       </w:hyperlink>
       <w:r>
         <w:rPr>
+          <w:b w:val="0"/>
+          <w:bCs w:val="0"/>
+          <w:color w:val="38761d"/>
+          <w:sz w:val="24"/>
+          <w:szCs w:val="24"/>
+          <w:u w:val="single"/>
+          <w:vertAlign w:val="superscript"/>
+        </w:rPr>
+        <w:footnoteReference w:customMarkFollows="0" w:id="11"/>
+      </w:r>
+      <w:hyperlink r:id="rId24">
+        <w:r>
+          <w:rPr>
+            <w:b w:val="0"/>
+            <w:bCs w:val="0"/>
+            <w:color w:val="38761d"/>
+            <w:sz w:val="24"/>
+            <w:szCs w:val="24"/>
+            <w:u w:val="single"/>
+            <w:rtl w:val="0"/>
+          </w:rPr>
+          <w:t xml:space="preserve">)</w:t>
+        </w:r>
+      </w:hyperlink>
+      <w:r>
+        <w:rPr>
           <w:rtl w:val="0"/>
         </w:rPr>
       </w:r>
@@ -1759,7 +1870,7 @@
           <w:szCs w:val="24"/>
         </w:rPr>
       </w:pPr>
-      <w:hyperlink r:id="rId24">
+      <w:hyperlink r:id="rId25">
         <w:r>
           <w:rPr>
             <w:b w:val="0"/>
@@ -1782,7 +1893,7 @@
         </w:rPr>
         <w:t xml:space="preserve"> </w:t>
       </w:r>
-      <w:hyperlink r:id="rId25">
+      <w:hyperlink r:id="rId26">
         <w:r>
           <w:rPr>
             <w:b w:val="0"/>
@@ -1818,7 +1929,7 @@
           <w:szCs w:val="24"/>
         </w:rPr>
       </w:pPr>
-      <w:hyperlink r:id="rId26">
+      <w:hyperlink r:id="rId27">
         <w:r>
           <w:rPr>
             <w:b w:val="0"/>
@@ -1839,7 +1950,7 @@
           <w:szCs w:val="24"/>
           <w:vertAlign w:val="superscript"/>
         </w:rPr>
-        <w:footnoteReference w:customMarkFollows="0" w:id="10"/>
+        <w:footnoteReference w:customMarkFollows="0" w:id="12"/>
       </w:r>
       <w:r>
         <w:rPr>
@@ -1851,7 +1962,7 @@
         </w:rPr>
         <w:t xml:space="preserve"> </w:t>
       </w:r>
-      <w:hyperlink r:id="rId27">
+      <w:hyperlink r:id="rId28">
         <w:r>
           <w:rPr>
             <w:b w:val="0"/>
@@ -1934,7 +2045,7 @@
           <w:szCs w:val="24"/>
         </w:rPr>
       </w:pPr>
-      <w:hyperlink r:id="rId28">
+      <w:hyperlink r:id="rId29">
         <w:r>
           <w:rPr>
             <w:b w:val="0"/>
@@ -1956,9 +2067,9 @@
           <w:u w:val="single"/>
           <w:vertAlign w:val="superscript"/>
         </w:rPr>
-        <w:footnoteReference w:customMarkFollows="0" w:id="11"/>
-      </w:r>
-      <w:hyperlink r:id="rId29">
+        <w:footnoteReference w:customMarkFollows="0" w:id="13"/>
+      </w:r>
+      <w:hyperlink r:id="rId30">
         <w:r>
           <w:rPr>
             <w:b w:val="0"/>
@@ -2024,7 +2135,7 @@
           <w:szCs w:val="24"/>
         </w:rPr>
       </w:pPr>
-      <w:hyperlink r:id="rId30">
+      <w:hyperlink r:id="rId31">
         <w:r>
           <w:rPr>
             <w:b w:val="0"/>
@@ -2050,10 +2161,14 @@
         <w:tabs>
           <w:tab w:val="left" w:leader="none" w:pos="993"/>
         </w:tabs>
+        <w:spacing w:after="0" w:before="0" w:lineRule="auto"/>
         <w:ind w:left="792" w:firstLine="0"/>
         <w:jc w:val="both"/>
         <w:rPr>
-          <w:color w:val="ff0000"/>
+          <w:b w:val="0"/>
+          <w:bCs w:val="0"/>
+          <w:sz w:val="24"/>
+          <w:szCs w:val="24"/>
         </w:rPr>
       </w:pPr>
       <w:r>
@@ -2070,16 +2185,232 @@
       <w:r>
         <w:rPr>
           <w:color w:val="ff0000"/>
-          <w:rtl w:val="0"/>
-        </w:rPr>
-        <w:t xml:space="preserve">ВНИМАНИЕ! Очное отделение: </w:t>
-      </w:r>
-      <w:r>
+          <w:sz w:val="24"/>
+          <w:szCs w:val="24"/>
+          <w:rtl w:val="0"/>
+        </w:rPr>
+        <w:t xml:space="preserve">ВНИМАНИЕ! Очное отделение: 1 глава д.б. загружены в moodle ДО 18.03.26 - Контрольная точка 1 выполнения КП </w:t>
+      </w:r>
+      <w:r>
+        <w:rPr>
+          <w:b w:val="0"/>
+          <w:bCs w:val="0"/>
+          <w:sz w:val="24"/>
+          <w:szCs w:val="24"/>
+          <w:rtl w:val="0"/>
+        </w:rPr>
+        <w:t xml:space="preserve">(глава 1, список использованных источников).</w:t>
+      </w:r>
+    </w:p>
+    <w:p>
+      <w:pPr>
+        <w:pStyle w:val="Heading3"/>
+        <w:keepNext w:val="0"/>
+        <w:tabs>
+          <w:tab w:val="left" w:leader="none" w:pos="993"/>
+        </w:tabs>
+        <w:spacing w:after="0" w:before="0" w:lineRule="auto"/>
+        <w:ind w:left="792" w:firstLine="0"/>
+        <w:jc w:val="both"/>
         <w:rPr>
           <w:color w:val="ff0000"/>
-          <w:rtl w:val="0"/>
-        </w:rPr>
-        <w:t xml:space="preserve">1-2 глава д.б. загружены в moodle ДО 18.03.26 - Контрольная точка 1 выполнения КП</w:t>
+          <w:sz w:val="24"/>
+          <w:szCs w:val="24"/>
+        </w:rPr>
+      </w:pPr>
+      <w:r>
+        <w:rPr>
+          <w:rtl w:val="0"/>
+        </w:rPr>
+      </w:r>
+    </w:p>
+    <w:p>
+      <w:pPr>
+        <w:pStyle w:val="Heading3"/>
+        <w:keepNext w:val="0"/>
+        <w:tabs>
+          <w:tab w:val="left" w:leader="none" w:pos="993"/>
+        </w:tabs>
+        <w:spacing w:after="0" w:before="0" w:lineRule="auto"/>
+        <w:ind w:left="792" w:firstLine="0"/>
+        <w:jc w:val="both"/>
+        <w:rPr>
+          <w:b w:val="0"/>
+          <w:bCs w:val="0"/>
+          <w:sz w:val="24"/>
+          <w:szCs w:val="24"/>
+        </w:rPr>
+      </w:pPr>
+      <w:r>
+        <w:rPr>
+          <w:color w:val="ff0000"/>
+          <w:sz w:val="24"/>
+          <w:szCs w:val="24"/>
+          <w:rtl w:val="0"/>
+        </w:rPr>
+        <w:t xml:space="preserve">11</w:t>
+      </w:r>
+      <w:r>
+        <w:rPr>
+          <w:b w:val="1"/>
+          <w:bCs w:val="1"/>
+          <w:color w:val="ff0000"/>
+          <w:sz w:val="24"/>
+          <w:szCs w:val="24"/>
+          <w:rtl w:val="0"/>
+        </w:rPr>
+        <w:t xml:space="preserve">.04.26 </w:t>
+      </w:r>
+      <w:r>
+        <w:rPr>
+          <w:color w:val="ff0000"/>
+          <w:sz w:val="24"/>
+          <w:szCs w:val="24"/>
+          <w:rtl w:val="0"/>
+        </w:rPr>
+        <w:t xml:space="preserve">ДО </w:t>
+      </w:r>
+      <w:r>
+        <w:rPr>
+          <w:b w:val="1"/>
+          <w:bCs w:val="1"/>
+          <w:color w:val="ff0000"/>
+          <w:sz w:val="24"/>
+          <w:szCs w:val="24"/>
+          <w:rtl w:val="0"/>
+        </w:rPr>
+        <w:t xml:space="preserve">(23:59)</w:t>
+      </w:r>
+      <w:r>
+        <w:rPr>
+          <w:sz w:val="24"/>
+          <w:szCs w:val="24"/>
+          <w:rtl w:val="0"/>
+        </w:rPr>
+        <w:t xml:space="preserve"> - </w:t>
+      </w:r>
+      <w:r>
+        <w:rPr>
+          <w:color w:val="ff0000"/>
+          <w:sz w:val="24"/>
+          <w:szCs w:val="24"/>
+          <w:rtl w:val="0"/>
+        </w:rPr>
+        <w:t xml:space="preserve">Контрольная точка 1 выполнения КП д.б. загружены в moodle. </w:t>
+      </w:r>
+      <w:r>
+        <w:rPr>
+          <w:b w:val="0"/>
+          <w:bCs w:val="0"/>
+          <w:sz w:val="24"/>
+          <w:szCs w:val="24"/>
+          <w:rtl w:val="0"/>
+        </w:rPr>
+        <w:t xml:space="preserve">Старый архив (от 18.03.26) - удалить.</w:t>
+      </w:r>
+      <w:r>
+        <w:rPr>
+          <w:color w:val="ff0000"/>
+          <w:sz w:val="24"/>
+          <w:szCs w:val="24"/>
+          <w:rtl w:val="0"/>
+        </w:rPr>
+        <w:t xml:space="preserve"> Новый </w:t>
+      </w:r>
+      <w:hyperlink w:anchor="bookmark=id.48b1khebrs01">
+        <w:r>
+          <w:rPr>
+            <w:color w:val="1155cc"/>
+            <w:sz w:val="24"/>
+            <w:szCs w:val="24"/>
+            <w:u w:val="single"/>
+            <w:rtl w:val="0"/>
+          </w:rPr>
+          <w:t xml:space="preserve">zip архив</w:t>
+        </w:r>
+      </w:hyperlink>
+      <w:r>
+        <w:rPr>
+          <w:color w:val="ff0000"/>
+          <w:sz w:val="24"/>
+          <w:szCs w:val="24"/>
+          <w:rtl w:val="0"/>
+        </w:rPr>
+        <w:t xml:space="preserve">: </w:t>
+      </w:r>
+      <w:r>
+        <w:rPr>
+          <w:b w:val="0"/>
+          <w:bCs w:val="0"/>
+          <w:sz w:val="24"/>
+          <w:szCs w:val="24"/>
+          <w:rtl w:val="0"/>
+        </w:rPr>
+        <w:t xml:space="preserve">титульный лист, электронное содержание, </w:t>
+      </w:r>
+      <w:r>
+        <w:rPr>
+          <w:b w:val="0"/>
+          <w:bCs w:val="0"/>
+          <w:i w:val="1"/>
+          <w:iCs w:val="1"/>
+          <w:sz w:val="24"/>
+          <w:szCs w:val="24"/>
+          <w:rtl w:val="0"/>
+        </w:rPr>
+        <w:t xml:space="preserve">1 глава(проверена),</w:t>
+      </w:r>
+      <w:r>
+        <w:rPr>
+          <w:b w:val="0"/>
+          <w:bCs w:val="0"/>
+          <w:sz w:val="24"/>
+          <w:szCs w:val="24"/>
+          <w:rtl w:val="0"/>
+        </w:rPr>
+        <w:t xml:space="preserve"> 2 глава, список использованных источников и </w:t>
+      </w:r>
+      <w:hyperlink w:anchor="bookmark=id.xw1cdjcrjokb">
+        <w:r>
+          <w:rPr>
+            <w:b w:val="0"/>
+            <w:bCs w:val="0"/>
+            <w:color w:val="1155cc"/>
+            <w:sz w:val="24"/>
+            <w:szCs w:val="24"/>
+            <w:u w:val="single"/>
+            <w:rtl w:val="0"/>
+          </w:rPr>
+          <w:t xml:space="preserve">все файлы</w:t>
+        </w:r>
+      </w:hyperlink>
+      <w:r>
+        <w:rPr>
+          <w:b w:val="0"/>
+          <w:bCs w:val="0"/>
+          <w:sz w:val="24"/>
+          <w:szCs w:val="24"/>
+          <w:rtl w:val="0"/>
+        </w:rPr>
+        <w:t xml:space="preserve"> схем/рисунков/диаграмм</w:t>
+      </w:r>
+      <w:r>
+        <w:rPr>
+          <w:b w:val="0"/>
+          <w:bCs w:val="0"/>
+          <w:sz w:val="24"/>
+          <w:szCs w:val="24"/>
+          <w:rtl w:val="0"/>
+        </w:rPr>
+        <w:t xml:space="preserve"> в формате приложения в которых вы их создавали.</w:t>
+      </w:r>
+      <w:r>
+        <w:br w:type="page"/>
+      </w:r>
+      <w:r>
+        <w:rPr>
+          <w:rtl w:val="0"/>
+        </w:rPr>
       </w:r>
     </w:p>
     <w:p>
@@ -2160,7 +2491,7 @@
           <w:szCs w:val="24"/>
         </w:rPr>
       </w:pPr>
-      <w:hyperlink r:id="rId31">
+      <w:hyperlink r:id="rId32">
         <w:r>
           <w:rPr>
             <w:b w:val="0"/>
@@ -2196,7 +2527,7 @@
           <w:szCs w:val="24"/>
         </w:rPr>
       </w:pPr>
-      <w:hyperlink r:id="rId32">
+      <w:hyperlink r:id="rId33">
         <w:r>
           <w:rPr>
             <w:b w:val="0"/>
@@ -2232,7 +2563,7 @@
           <w:szCs w:val="24"/>
         </w:rPr>
       </w:pPr>
-      <w:hyperlink r:id="rId33">
+      <w:hyperlink r:id="rId34">
         <w:r>
           <w:rPr>
             <w:b w:val="0"/>
@@ -2255,7 +2586,7 @@
         </w:rPr>
         <w:t xml:space="preserve"> решения задач подсистем ИС (</w:t>
       </w:r>
-      <w:hyperlink r:id="rId34">
+      <w:hyperlink r:id="rId35">
         <w:r>
           <w:rPr>
             <w:b w:val="0"/>
@@ -2342,7 +2673,7 @@
           <w:szCs w:val="24"/>
           <w:vertAlign w:val="superscript"/>
         </w:rPr>
-        <w:footnoteReference w:customMarkFollows="0" w:id="12"/>
+        <w:footnoteReference w:customMarkFollows="0" w:id="14"/>
       </w:r>
       <w:r>
         <w:rPr>
@@ -2367,7 +2698,7 @@
           <w:szCs w:val="24"/>
         </w:rPr>
       </w:pPr>
-      <w:hyperlink r:id="rId35">
+      <w:hyperlink r:id="rId36">
         <w:r>
           <w:rPr>
             <w:b w:val="0"/>
@@ -2391,7 +2722,7 @@
         </w:rPr>
         <w:t xml:space="preserve"> (</w:t>
       </w:r>
-      <w:hyperlink r:id="rId36">
+      <w:hyperlink r:id="rId37">
         <w:r>
           <w:rPr>
             <w:b w:val="0"/>
@@ -2463,7 +2794,7 @@
           <w:szCs w:val="24"/>
         </w:rPr>
       </w:pPr>
-      <w:hyperlink r:id="rId37">
+      <w:hyperlink r:id="rId38">
         <w:r>
           <w:rPr>
             <w:b w:val="0"/>
@@ -2543,6 +2874,14 @@
         </w:rPr>
         <w:t xml:space="preserve">Безопасность жизнедеятельности и охрана труда</w:t>
       </w:r>
+      <w:r>
+        <w:br w:type="page"/>
+      </w:r>
+      <w:r>
+        <w:rPr>
+          <w:rtl w:val="0"/>
+        </w:rPr>
+      </w:r>
     </w:p>
     <w:p>
       <w:pPr>
@@ -2602,7 +2941,7 @@
           <w:highlight w:val="yellow"/>
           <w:vertAlign w:val="superscript"/>
         </w:rPr>
-        <w:footnoteReference w:customMarkFollows="0" w:id="13"/>
+        <w:footnoteReference w:customMarkFollows="0" w:id="15"/>
       </w:r>
       <w:r>
         <w:rPr>
@@ -2662,7 +3001,7 @@
           <w:szCs w:val="24"/>
         </w:rPr>
       </w:pPr>
-      <w:hyperlink r:id="rId38">
+      <w:hyperlink r:id="rId39">
         <w:r>
           <w:rPr>
             <w:b w:val="0"/>
@@ -2686,7 +3025,7 @@
         </w:rPr>
         <w:t xml:space="preserve"> (</w:t>
       </w:r>
-      <w:hyperlink r:id="rId39">
+      <w:hyperlink r:id="rId40">
         <w:r>
           <w:rPr>
             <w:b w:val="0"/>
@@ -2728,7 +3067,7 @@
           <w:szCs w:val="24"/>
         </w:rPr>
       </w:pPr>
-      <w:hyperlink r:id="rId40">
+      <w:hyperlink r:id="rId41">
         <w:r>
           <w:rPr>
             <w:b w:val="0"/>
@@ -2752,7 +3091,7 @@
         </w:rPr>
         <w:t xml:space="preserve">(</w:t>
       </w:r>
-      <w:hyperlink r:id="rId41">
+      <w:hyperlink r:id="rId42">
         <w:r>
           <w:rPr>
             <w:b w:val="0"/>
@@ -2812,7 +3151,7 @@
           <w:szCs w:val="24"/>
           <w:vertAlign w:val="superscript"/>
         </w:rPr>
-        <w:footnoteReference w:customMarkFollows="0" w:id="14"/>
+        <w:footnoteReference w:customMarkFollows="0" w:id="16"/>
       </w:r>
       <w:r>
         <w:rPr>
@@ -2870,8 +3209,8 @@
           <w:szCs w:val="24"/>
         </w:rPr>
       </w:pPr>
-      <w:bookmarkStart w:colFirst="0" w:colLast="0" w:name="_heading=h.l9b4iokz6x9w" w:id="0"/>
-      <w:bookmarkEnd w:id="0"/>
+      <w:bookmarkStart w:colFirst="0" w:colLast="0" w:name="_heading=h.l9b4iokz6x9w" w:id="2"/>
+      <w:bookmarkEnd w:id="2"/>
       <w:r>
         <w:rPr>
           <w:b w:val="0"/>
@@ -2910,7 +3249,7 @@
         </w:rPr>
         <w:t xml:space="preserve">Математическая модель и </w:t>
       </w:r>
-      <w:hyperlink r:id="rId42">
+      <w:hyperlink r:id="rId43">
         <w:r>
           <w:rPr>
             <w:b w:val="0"/>
@@ -2924,7 +3263,7 @@
           <w:t xml:space="preserve">алгоритм решения задачи</w:t>
         </w:r>
       </w:hyperlink>
-      <w:hyperlink r:id="rId43">
+      <w:hyperlink r:id="rId44">
         <w:r>
           <w:rPr>
             <w:b w:val="0"/>
@@ -2937,7 +3276,7 @@
           <w:t xml:space="preserve"> </w:t>
         </w:r>
       </w:hyperlink>
-      <w:hyperlink r:id="rId44">
+      <w:hyperlink r:id="rId45">
         <w:r>
           <w:rPr>
             <w:b w:val="0"/>
@@ -2951,7 +3290,7 @@
           <w:t xml:space="preserve">(</w:t>
         </w:r>
       </w:hyperlink>
-      <w:hyperlink r:id="rId45">
+      <w:hyperlink r:id="rId46">
         <w:r>
           <w:rPr>
             <w:b w:val="0"/>
@@ -2965,7 +3304,7 @@
           <w:t xml:space="preserve">СFF</w:t>
         </w:r>
       </w:hyperlink>
-      <w:hyperlink r:id="rId46">
+      <w:hyperlink r:id="rId47">
         <w:r>
           <w:rPr>
             <w:b w:val="0"/>
@@ -3048,7 +3387,7 @@
           <w:szCs w:val="24"/>
           <w:vertAlign w:val="superscript"/>
         </w:rPr>
-        <w:footnoteReference w:customMarkFollows="0" w:id="15"/>
+        <w:footnoteReference w:customMarkFollows="0" w:id="17"/>
       </w:r>
       <w:r>
         <w:rPr>
@@ -3199,7 +3538,7 @@
           <w:szCs w:val="24"/>
         </w:rPr>
       </w:pPr>
-      <w:hyperlink r:id="rId47">
+      <w:hyperlink r:id="rId48">
         <w:r>
           <w:rPr>
             <w:b w:val="0"/>
@@ -3239,7 +3578,7 @@
           <w:szCs w:val="24"/>
         </w:rPr>
       </w:pPr>
-      <w:hyperlink r:id="rId48">
+      <w:hyperlink r:id="rId49">
         <w:r>
           <w:rPr>
             <w:b w:val="0"/>
@@ -3389,7 +3728,7 @@
           <w:szCs w:val="24"/>
         </w:rPr>
       </w:pPr>
-      <w:hyperlink r:id="rId49">
+      <w:hyperlink r:id="rId50">
         <w:r>
           <w:rPr>
             <w:rFonts w:ascii="Times New Roman" w:cs="Times New Roman" w:eastAsia="Times New Roman" w:hAnsi="Times New Roman"/>
@@ -3595,7 +3934,7 @@
           <w:szCs w:val="24"/>
         </w:rPr>
       </w:pPr>
-      <w:hyperlink r:id="rId50">
+      <w:hyperlink r:id="rId51">
         <w:r>
           <w:rPr>
             <w:rFonts w:ascii="Times New Roman" w:cs="Times New Roman" w:eastAsia="Times New Roman" w:hAnsi="Times New Roman"/>
@@ -3632,7 +3971,7 @@
           <w:szCs w:val="24"/>
         </w:rPr>
       </w:pPr>
-      <w:hyperlink r:id="rId51">
+      <w:hyperlink r:id="rId52">
         <w:r>
           <w:rPr>
             <w:rFonts w:ascii="Times New Roman" w:cs="Times New Roman" w:eastAsia="Times New Roman" w:hAnsi="Times New Roman"/>
@@ -3688,6 +4027,9 @@
         <w:pStyle w:val="Heading2"/>
         <w:keepNext w:val="0"/>
         <w:ind w:left="708" w:hanging="282.8031496062991"/>
+        <w:rPr/>
+      </w:pPr>
+      <w:r>
         <w:rPr>
           <w:rFonts w:ascii="Times New Roman" w:cs="Times New Roman" w:eastAsia="Times New Roman" w:hAnsi="Times New Roman"/>
           <w:b w:val="0"/>
@@ -3696,26 +4038,10 @@
           <w:iCs w:val="0"/>
           <w:sz w:val="24"/>
           <w:szCs w:val="24"/>
-        </w:rPr>
-      </w:pPr>
-      <w:r>
-        <w:rPr>
-          <w:rFonts w:ascii="Times New Roman" w:cs="Times New Roman" w:eastAsia="Times New Roman" w:hAnsi="Times New Roman"/>
-          <w:b w:val="0"/>
-          <w:bCs w:val="0"/>
-          <w:i w:val="0"/>
-          <w:iCs w:val="0"/>
-          <w:sz w:val="24"/>
-          <w:szCs w:val="24"/>
           <w:rtl w:val="0"/>
         </w:rPr>
         <w:t xml:space="preserve">Приложение 2. Безопасность жизнедеятельности и охрана труда</w:t>
       </w:r>
-    </w:p>
-    <w:p>
-      <w:pPr>
-        <w:rPr/>
-      </w:pPr>
       <w:r>
         <w:rPr>
           <w:rtl w:val="0"/>
@@ -3793,7 +4119,7 @@
 
 <file path=word/commentsExtended.xml><?xml version="1.0" encoding="utf-8"?>
 <w15:commentsEx xmlns:mc="http://schemas.openxmlformats.org/markup-compatibility/2006" xmlns:o="urn:schemas-microsoft-com:office:office" xmlns:r="http://schemas.openxmlformats.org/officeDocument/2006/relationships" xmlns:m="http://schemas.openxmlformats.org/officeDocument/2006/math" xmlns:v="urn:schemas-microsoft-com:vml" xmlns:wp="http://schemas.openxmlformats.org/drawingml/2006/wordprocessingDrawing" xmlns:w10="urn:schemas-microsoft-com:office:word" xmlns:w="http://schemas.openxmlformats.org/wordprocessingml/2006/main" xmlns:wne="http://schemas.microsoft.com/office/word/2006/wordml" xmlns:sl="http://schemas.openxmlformats.org/schemaLibrary/2006/main" xmlns:a="http://schemas.openxmlformats.org/drawingml/2006/main" xmlns:pic="http://schemas.openxmlformats.org/drawingml/2006/picture" xmlns:c="http://schemas.openxmlformats.org/drawingml/2006/chart" xmlns:lc="http://schemas.openxmlformats.org/drawingml/2006/lockedCanvas" xmlns:dgm="http://schemas.openxmlformats.org/drawingml/2006/diagram" xmlns:wps="http://schemas.microsoft.com/office/word/2010/wordprocessingShape" xmlns:wpg="http://schemas.microsoft.com/office/word/2010/wordprocessingGroup" xmlns:w14="http://schemas.microsoft.com/office/word/2010/wordml" xmlns:w15="http://schemas.microsoft.com/office/word/2012/wordml" xmlns:w16="http://schemas.microsoft.com/office/word/2018/wordml" xmlns:w16cex="http://schemas.microsoft.com/office/word/2018/wordml/cex" xmlns:w16cid="http://schemas.microsoft.com/office/word/2016/wordml/cid" xmlns="http://schemas.microsoft.com/office/tasks/2019/documenttasks" xmlns:cr="http://schemas.microsoft.com/office/comments/2020/reactions">
-  <w15:commentEx w15:paraId="0000006F" w15:done="0"/>
+  <w15:commentEx w15:paraId="00000074" w15:done="0"/>
 </w15:commentsEx>
 </file>
 
@@ -3803,8 +4129,10 @@
     <w:p>
       <w:pPr>
         <w:rPr>
-          <w:sz w:val="20"/>
-          <w:szCs w:val="20"/>
+          <w:i w:val="1"/>
+          <w:iCs w:val="1"/>
+          <w:sz w:val="22"/>
+          <w:szCs w:val="22"/>
         </w:rPr>
       </w:pPr>
       <w:r>
@@ -3816,17 +4144,17 @@
       </w:r>
       <w:r>
         <w:rPr>
-          <w:sz w:val="20"/>
-          <w:szCs w:val="20"/>
           <w:rtl w:val="0"/>
         </w:rPr>
         <w:t xml:space="preserve"> </w:t>
       </w:r>
       <w:r>
         <w:rPr>
+          <w:i w:val="1"/>
+          <w:iCs w:val="1"/>
           <w:color w:val="444746"/>
-          <w:sz w:val="21"/>
-          <w:szCs w:val="21"/>
+          <w:sz w:val="22"/>
+          <w:szCs w:val="22"/>
           <w:highlight w:val="white"/>
           <w:rtl w:val="0"/>
         </w:rPr>
@@ -3839,7 +4167,7 @@
       </w:r>
     </w:p>
   </w:footnote>
-  <w:footnote w:id="7">
+  <w:footnote w:id="8">
     <w:p>
       <w:pPr>
         <w:rPr>
@@ -3876,7 +4204,7 @@
       </w:r>
     </w:p>
   </w:footnote>
-  <w:footnote w:id="12">
+  <w:footnote w:id="14">
     <w:p>
       <w:pPr>
         <w:rPr>
@@ -3901,7 +4229,7 @@
       </w:r>
     </w:p>
   </w:footnote>
-  <w:footnote w:id="13">
+  <w:footnote w:id="15">
     <w:p>
       <w:pPr>
         <w:rPr>
@@ -3926,7 +4254,7 @@
       </w:r>
     </w:p>
   </w:footnote>
-  <w:footnote w:id="10">
+  <w:footnote w:id="12">
     <w:p>
       <w:pPr>
         <w:rPr>
@@ -3951,7 +4279,7 @@
       </w:r>
     </w:p>
   </w:footnote>
-  <w:footnote w:id="15">
+  <w:footnote w:id="17">
     <w:p>
       <w:pPr>
         <w:rPr>
@@ -3976,7 +4304,7 @@
       </w:r>
     </w:p>
   </w:footnote>
-  <w:footnote w:id="11">
+  <w:footnote w:id="13">
     <w:p>
       <w:pPr>
         <w:rPr>
@@ -4001,7 +4329,7 @@
       </w:r>
     </w:p>
   </w:footnote>
-  <w:footnote w:id="8">
+  <w:footnote w:id="9">
     <w:p>
       <w:pPr>
         <w:rPr>
@@ -4113,7 +4441,7 @@
       </w:r>
     </w:p>
   </w:footnote>
-  <w:footnote w:id="9">
+  <w:footnote w:id="10">
     <w:p>
       <w:pPr>
         <w:rPr>
@@ -4138,14 +4466,51 @@
       </w:r>
     </w:p>
   </w:footnote>
-  <w:footnote w:id="3">
-    <w:p>
-      <w:pPr>
+  <w:footnote w:id="4">
+    <w:p>
+      <w:pPr>
+        <w:rPr>
+          <w:i w:val="1"/>
+          <w:iCs w:val="1"/>
+          <w:sz w:val="22"/>
+          <w:szCs w:val="22"/>
+        </w:rPr>
+      </w:pPr>
+      <w:r>
+        <w:rPr>
+          <w:rStyle w:val="FootnoteReference"/>
+          <w:vertAlign w:val="superscript"/>
+        </w:rPr>
+        <w:footnoteRef/>
+      </w:r>
+      <w:r>
         <w:rPr>
           <w:i w:val="1"/>
           <w:iCs w:val="1"/>
           <w:sz w:val="20"/>
           <w:szCs w:val="20"/>
+          <w:rtl w:val="0"/>
+        </w:rPr>
+        <w:t xml:space="preserve"> </w:t>
+      </w:r>
+      <w:r>
+        <w:rPr>
+          <w:i w:val="1"/>
+          <w:iCs w:val="1"/>
+          <w:sz w:val="22"/>
+          <w:szCs w:val="22"/>
+          <w:rtl w:val="0"/>
+        </w:rPr>
+        <w:t xml:space="preserve">Необходимо проанализировать, какие роли будут использовать систему.</w:t>
+      </w:r>
+    </w:p>
+  </w:footnote>
+  <w:footnote w:id="5">
+    <w:p>
+      <w:pPr>
+        <w:rPr>
+          <w:sz w:val="22"/>
+          <w:szCs w:val="22"/>
         </w:rPr>
       </w:pPr>
       <w:r>
@@ -4157,17 +4522,147 @@
       </w:r>
       <w:r>
         <w:rPr>
+          <w:sz w:val="22"/>
+          <w:szCs w:val="22"/>
+          <w:rtl w:val="0"/>
+        </w:rPr>
+        <w:t xml:space="preserve"> </w:t>
+      </w:r>
+      <w:r>
+        <w:rPr>
+          <w:sz w:val="22"/>
+          <w:szCs w:val="22"/>
+          <w:rtl w:val="0"/>
+        </w:rPr>
+        <w:t xml:space="preserve">Опишите ресурсы, что необходимо предприятию для создания конечного продукта/оказания услуги.</w:t>
+      </w:r>
+    </w:p>
+  </w:footnote>
+  <w:footnote w:id="7">
+    <w:p>
+      <w:pPr>
+        <w:rPr>
+          <w:sz w:val="22"/>
+          <w:szCs w:val="22"/>
+        </w:rPr>
+      </w:pPr>
+      <w:r>
+        <w:rPr>
+          <w:rStyle w:val="FootnoteReference"/>
+          <w:vertAlign w:val="superscript"/>
+        </w:rPr>
+        <w:footnoteRef/>
+      </w:r>
+      <w:r>
+        <w:rPr>
+          <w:sz w:val="20"/>
+          <w:szCs w:val="20"/>
+          <w:rtl w:val="0"/>
+        </w:rPr>
+        <w:t xml:space="preserve"> </w:t>
+      </w:r>
+      <w:r>
+        <w:rPr>
+          <w:sz w:val="22"/>
+          <w:szCs w:val="22"/>
+          <w:rtl w:val="0"/>
+        </w:rPr>
+        <w:t xml:space="preserve">Для проектирования ИСУ необходимо расписать, какие горизонты планирования используются на предприятии.</w:t>
+      </w:r>
+    </w:p>
+  </w:footnote>
+  <w:footnote w:id="6">
+    <w:p>
+      <w:pPr>
+        <w:rPr>
           <w:i w:val="1"/>
           <w:iCs w:val="1"/>
+          <w:sz w:val="22"/>
+          <w:szCs w:val="22"/>
+        </w:rPr>
+      </w:pPr>
+      <w:r>
+        <w:rPr>
+          <w:rStyle w:val="FootnoteReference"/>
+          <w:vertAlign w:val="superscript"/>
+        </w:rPr>
+        <w:footnoteRef/>
+      </w:r>
+      <w:r>
+        <w:rPr>
+          <w:i w:val="1"/>
+          <w:iCs w:val="1"/>
+          <w:sz w:val="22"/>
+          <w:szCs w:val="22"/>
+          <w:rtl w:val="0"/>
+        </w:rPr>
+        <w:t xml:space="preserve"> https://www.rusprofile.ru/, раздел “Топ компаний в отрасли”.</w:t>
+      </w:r>
+    </w:p>
+  </w:footnote>
+  <w:footnote w:id="2">
+    <w:p>
+      <w:pPr>
+        <w:rPr>
+          <w:i w:val="1"/>
+          <w:iCs w:val="1"/>
+          <w:sz w:val="22"/>
+          <w:szCs w:val="22"/>
+        </w:rPr>
+      </w:pPr>
+      <w:r>
+        <w:rPr>
+          <w:rStyle w:val="FootnoteReference"/>
+          <w:vertAlign w:val="superscript"/>
+        </w:rPr>
+        <w:footnoteRef/>
+      </w:r>
+      <w:r>
+        <w:rPr>
+          <w:i w:val="1"/>
+          <w:iCs w:val="1"/>
+          <w:sz w:val="22"/>
+          <w:szCs w:val="22"/>
+          <w:rtl w:val="0"/>
+        </w:rPr>
+        <w:t xml:space="preserve"> Совокупность материальных, нематериальных, финансовых, трудовых и информационных ресурсов, которые организация использует для своей операционной деятельности. Они не предназначены для перепродажи и служат для обеспечения функционирования предприятия. К ним относятся здания, машины, оборудование и интеллектуальная собственность. Эти активы переносят свою стоимость на себестоимость продукции по частям по мере износа.</w:t>
+      </w:r>
+    </w:p>
+  </w:footnote>
+  <w:footnote w:id="3">
+    <w:p>
+      <w:pPr>
+        <w:rPr>
+          <w:sz w:val="22"/>
+          <w:szCs w:val="22"/>
+        </w:rPr>
+      </w:pPr>
+      <w:r>
+        <w:rPr>
+          <w:rStyle w:val="FootnoteReference"/>
+          <w:vertAlign w:val="superscript"/>
+        </w:rPr>
+        <w:footnoteRef/>
+      </w:r>
+      <w:r>
+        <w:rPr>
           <w:sz w:val="20"/>
           <w:szCs w:val="20"/>
           <w:rtl w:val="0"/>
         </w:rPr>
-        <w:t xml:space="preserve"> Необходимо проанализировать, какие роли будут использовать систему.</w:t>
+        <w:t xml:space="preserve"> </w:t>
+      </w:r>
+      <w:r>
+        <w:rPr>
+          <w:sz w:val="22"/>
+          <w:szCs w:val="22"/>
+          <w:rtl w:val="0"/>
+        </w:rPr>
+        <w:t xml:space="preserve">Физическая схема отражает будущие особенности сетевой инфраструктуры ИСУ.  Создайте схему расположения объектов для проектирования сетевой инфраструктуры.</w:t>
       </w:r>
     </w:p>
   </w:footnote>
-  <w:footnote w:id="4">
+  <w:footnote w:id="16">
     <w:p>
       <w:pPr>
         <w:rPr>
@@ -4188,156 +4683,88 @@
           <w:szCs w:val="20"/>
           <w:rtl w:val="0"/>
         </w:rPr>
-        <w:t xml:space="preserve"> </w:t>
-      </w:r>
-      <w:r>
+        <w:t xml:space="preserve"> Вставить раздел подсистемы (с задачей) из таблицы потоков п.3.5.1</w:t>
+      </w:r>
+    </w:p>
+  </w:footnote>
+  <w:footnote w:id="1">
+    <w:p>
+      <w:pPr>
+        <w:jc w:val="both"/>
+        <w:rPr>
+          <w:sz w:val="22"/>
+          <w:szCs w:val="22"/>
+        </w:rPr>
+      </w:pPr>
+      <w:r>
+        <w:rPr>
+          <w:rStyle w:val="FootnoteReference"/>
+          <w:vertAlign w:val="superscript"/>
+        </w:rPr>
+        <w:footnoteRef/>
+      </w:r>
+      <w:r>
+        <w:rPr>
+          <w:sz w:val="22"/>
+          <w:szCs w:val="22"/>
+          <w:rtl w:val="0"/>
+        </w:rPr>
+        <w:t xml:space="preserve"> Автомобильный бизнес; Гостиницы, рестораны, общепит, кейтеринг; Государственные организации; Добывающая отрасль; ЖКХ; Информационные технологии, системная интеграция, интернет; Искусство, культура; Лесная промышленность, деревообработка; Легкая промышленность; Машиностроение; Медицина, фармацевтика, аптеки; Металлургия, металлообработка; Нефть и газ; Образовательные учреждения; Общественная деятельность, партии, благотворительность, НКО; Перевозки, логистика, склад, ВЭД; Продукты питания; Промышленное оборудование, техника, станки и комплектующие; Розничная торговля; СМИ, маркетинг, реклама, BTL, PR, дизайн, продюсирование; Сельское хозяйство; Строительство, недвижимость, эксплуатация, проектирование; Телекоммуникации, связь; Товары народного потребления (непищевые); Тяжелое машиностроение; Управление многопрофильными активами; Услуги для бизнеса; Услуги для населения; Финансовый сектор; Банки; Инвестиционные компании; Химическое производство, удобрения; Электроника, приборостроение, бытовая техника, компьютеры и оргтехника; Энергетика.</w:t>
+      </w:r>
+      <w:r>
+        <w:rPr>
+          <w:rtl w:val="0"/>
+        </w:rPr>
+      </w:r>
+    </w:p>
+  </w:footnote>
+  <w:footnote w:id="11">
+    <w:p>
+      <w:pPr>
         <w:rPr>
           <w:sz w:val="20"/>
           <w:szCs w:val="20"/>
-          <w:rtl w:val="0"/>
-        </w:rPr>
-        <w:t xml:space="preserve">Опишите ресурсы, что необходимо предприятию для создания конечного продукта/оказания услуги.</w:t>
-      </w:r>
-    </w:p>
-  </w:footnote>
-  <w:footnote w:id="6">
-    <w:p>
-      <w:pPr>
+        </w:rPr>
+      </w:pPr>
+      <w:r>
+        <w:rPr>
+          <w:rStyle w:val="FootnoteReference"/>
+          <w:vertAlign w:val="superscript"/>
+        </w:rPr>
+        <w:footnoteRef/>
+      </w:r>
+      <w:r>
         <w:rPr>
           <w:sz w:val="20"/>
           <w:szCs w:val="20"/>
-        </w:rPr>
-      </w:pPr>
-      <w:r>
-        <w:rPr>
-          <w:rStyle w:val="FootnoteReference"/>
-          <w:vertAlign w:val="superscript"/>
-        </w:rPr>
-        <w:footnoteRef/>
-      </w:r>
+          <w:rtl w:val="0"/>
+        </w:rPr>
+        <w:t xml:space="preserve"> </w:t>
+      </w:r>
+      <w:hyperlink r:id="rId5">
+        <w:r>
+          <w:rPr>
+            <w:color w:val="1155cc"/>
+            <w:sz w:val="20"/>
+            <w:szCs w:val="20"/>
+            <w:u w:val="single"/>
+            <w:rtl w:val="0"/>
+          </w:rPr>
+          <w:t xml:space="preserve">IDEF3 - набор элементов</w:t>
+        </w:r>
+      </w:hyperlink>
       <w:r>
         <w:rPr>
           <w:sz w:val="20"/>
           <w:szCs w:val="20"/>
           <w:rtl w:val="0"/>
         </w:rPr>
-        <w:t xml:space="preserve"> </w:t>
-      </w:r>
-      <w:r>
-        <w:rPr>
-          <w:sz w:val="20"/>
-          <w:szCs w:val="20"/>
-          <w:rtl w:val="0"/>
-        </w:rPr>
-        <w:t xml:space="preserve">Для проектирования ИСУ необходимо расписать, какие горизонты планирования используются на предприятии.</w:t>
-      </w:r>
-    </w:p>
-  </w:footnote>
-  <w:footnote w:id="5">
-    <w:p>
-      <w:pPr>
-        <w:rPr>
-          <w:i w:val="1"/>
-          <w:iCs w:val="1"/>
-          <w:sz w:val="20"/>
-          <w:szCs w:val="20"/>
-        </w:rPr>
-      </w:pPr>
-      <w:r>
-        <w:rPr>
-          <w:rStyle w:val="FootnoteReference"/>
-          <w:vertAlign w:val="superscript"/>
-        </w:rPr>
-        <w:footnoteRef/>
-      </w:r>
-      <w:r>
-        <w:rPr>
-          <w:i w:val="1"/>
-          <w:iCs w:val="1"/>
-          <w:sz w:val="20"/>
-          <w:szCs w:val="20"/>
-          <w:rtl w:val="0"/>
-        </w:rPr>
-        <w:t xml:space="preserve"> https://www.rusprofile.ru/, раздел “Топ компаний в отрасли”.</w:t>
-      </w:r>
-    </w:p>
-  </w:footnote>
-  <w:footnote w:id="1">
-    <w:p>
-      <w:pPr>
-        <w:rPr>
-          <w:i w:val="1"/>
-          <w:iCs w:val="1"/>
-          <w:sz w:val="20"/>
-          <w:szCs w:val="20"/>
-        </w:rPr>
-      </w:pPr>
-      <w:r>
-        <w:rPr>
-          <w:rStyle w:val="FootnoteReference"/>
-          <w:vertAlign w:val="superscript"/>
-        </w:rPr>
-        <w:footnoteRef/>
-      </w:r>
-      <w:r>
-        <w:rPr>
-          <w:i w:val="1"/>
-          <w:iCs w:val="1"/>
-          <w:sz w:val="20"/>
-          <w:szCs w:val="20"/>
-          <w:rtl w:val="0"/>
-        </w:rPr>
-        <w:t xml:space="preserve"> Совокупность материальных, нематериальных, финансовых, трудовых и информационных ресурсов, которые организация использует для своей операционной деятельности. Они не предназначены для перепродажи и служат для обеспечения функционирования предприятия. К ним относятся здания, машины, оборудование и интеллектуальная собственность. Эти активы переносят свою стоимость на себестоимость продукции по частям по мере износа.</w:t>
-      </w:r>
-    </w:p>
-  </w:footnote>
-  <w:footnote w:id="2">
-    <w:p>
-      <w:pPr>
-        <w:rPr>
-          <w:sz w:val="20"/>
-          <w:szCs w:val="20"/>
-        </w:rPr>
-      </w:pPr>
-      <w:r>
-        <w:rPr>
-          <w:rStyle w:val="FootnoteReference"/>
-          <w:vertAlign w:val="superscript"/>
-        </w:rPr>
-        <w:footnoteRef/>
-      </w:r>
-      <w:r>
-        <w:rPr>
-          <w:sz w:val="20"/>
-          <w:szCs w:val="20"/>
-          <w:rtl w:val="0"/>
-        </w:rPr>
-        <w:t xml:space="preserve"> Физическая схема отражает будущие особенности сетевой инфраструктуры ИСУ.  Создайте схему расположения объектов для проектирования сетевой инфраструктуры.</w:t>
-      </w:r>
-    </w:p>
-  </w:footnote>
-  <w:footnote w:id="14">
-    <w:p>
-      <w:pPr>
-        <w:rPr>
-          <w:sz w:val="20"/>
-          <w:szCs w:val="20"/>
-        </w:rPr>
-      </w:pPr>
-      <w:r>
-        <w:rPr>
-          <w:rStyle w:val="FootnoteReference"/>
-          <w:vertAlign w:val="superscript"/>
-        </w:rPr>
-        <w:footnoteRef/>
-      </w:r>
-      <w:r>
-        <w:rPr>
-          <w:sz w:val="20"/>
-          <w:szCs w:val="20"/>
-          <w:rtl w:val="0"/>
-        </w:rPr>
-        <w:t xml:space="preserve"> Вставить раздел подсистемы (с задачей) из таблицы потоков п.3.5.1</w:t>
+        <w:t xml:space="preserve"> (1. создать Visio файл, 2. открыть набор элементов, 3 - составить модель, 4 - сохранить)</w:t>
+      </w:r>
+      <w:r>
+        <w:rPr>
+          <w:rtl w:val="0"/>
+        </w:rPr>
       </w:r>
     </w:p>
   </w:footnote>
@@ -5149,7 +5576,7 @@
 
 <file path=customXML/item1.xml><?xml version="1.0" encoding="utf-8"?>
 <go:gDocsCustomXmlDataStorage xmlns:go="http://customooxmlschemas.google.com/" xmlns:r="http://schemas.openxmlformats.org/officeDocument/2006/relationships" uri="GoogleDocsCustomDataVersion2">
-  <go:docsCustomData xmlns:go="http://customooxmlschemas.google.com/" roundtripDataSignature="AMtx7mjYVshDZSjIcRQZp+Tr69ua9MMUSQ==">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</go:docsCustomData>
+  <go:docsCustomData xmlns:go="http://customooxmlschemas.google.com/" roundtripDataSignature="AMtx7mjKIXmI+3jznOokavXnmfrZfT6Z8A==">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</go:docsCustomData>
 </go:gDocsCustomXmlDataStorage>
 </file>
 
